--- a/templates/04_nutricao/02_anamnese_nutricional.docx
+++ b/templates/04_nutricao/02_anamnese_nutricional.docx
@@ -16,24 +16,231 @@
           <w:sz w:val="32"/>
           <w:szCs w:val="32"/>
         </w:rPr>
-        <w:t xml:space="preserve">ANAMNESE NUTRICIONAL</w:t>
-      </w:r>
-    </w:p>
-    <w:p>
-      <w:pPr>
-        <w:spacing w:after="100" w:before="100"/>
-        <w:jc w:val="center"/>
-      </w:pPr>
-      <w:r>
-        <w:rPr>
-          <w:rFonts w:ascii="Arial" w:cs="Arial" w:eastAsia="Arial" w:hAnsi="Arial"/>
-          <w:b/>
-          <w:bCs/>
-          <w:color w:val="FF0000"/>
-          <w:sz w:val="20"/>
-          <w:szCs w:val="20"/>
-        </w:rPr>
-        <w:t xml:space="preserve">⚠️ Este documento não substitui orientação profissional individualizada.</w:t>
+        <w:t xml:space="preserve">ANAMNESE NUTRICIONAL DETALHADA</w:t>
+      </w:r>
+    </w:p>
+    <w:p>
+      <w:pPr>
+        <w:spacing w:after="100" w:before="100"/>
+        <w:ind w:left="400"/>
+      </w:pPr>
+      <w:r>
+        <w:rPr>
+          <w:rFonts w:ascii="Arial" w:cs="Arial" w:eastAsia="Arial" w:hAnsi="Arial"/>
+          <w:b/>
+          <w:bCs/>
+          <w:color w:val="2D6A4F"/>
+          <w:sz w:val="20"/>
+          <w:szCs w:val="20"/>
+        </w:rPr>
+        <w:t xml:space="preserve">PACIENTE: </w:t>
+      </w:r>
+      <w:r>
+        <w:rPr>
+          <w:rFonts w:ascii="Arial" w:cs="Arial" w:eastAsia="Arial" w:hAnsi="Arial"/>
+          <w:i/>
+          <w:iCs/>
+          <w:color w:val="6B7280"/>
+          <w:sz w:val="20"/>
+          <w:szCs w:val="20"/>
+        </w:rPr>
+        <w:t xml:space="preserve">[NOME COMPLETO]</w:t>
+      </w:r>
+    </w:p>
+    <w:p>
+      <w:pPr>
+        <w:spacing w:after="100" w:before="100"/>
+        <w:ind w:left="400"/>
+      </w:pPr>
+      <w:r>
+        <w:rPr>
+          <w:rFonts w:ascii="Arial" w:cs="Arial" w:eastAsia="Arial" w:hAnsi="Arial"/>
+          <w:b/>
+          <w:bCs/>
+          <w:color w:val="2D6A4F"/>
+          <w:sz w:val="20"/>
+          <w:szCs w:val="20"/>
+        </w:rPr>
+        <w:t xml:space="preserve">DATA DE NASCIMENTO: </w:t>
+      </w:r>
+      <w:r>
+        <w:rPr>
+          <w:rFonts w:ascii="Arial" w:cs="Arial" w:eastAsia="Arial" w:hAnsi="Arial"/>
+          <w:i/>
+          <w:iCs/>
+          <w:color w:val="6B7280"/>
+          <w:sz w:val="20"/>
+          <w:szCs w:val="20"/>
+        </w:rPr>
+        <w:t xml:space="preserve">[DD/MM/AAAA]</w:t>
+      </w:r>
+    </w:p>
+    <w:p>
+      <w:pPr>
+        <w:spacing w:after="100" w:before="100"/>
+        <w:ind w:left="400"/>
+      </w:pPr>
+      <w:r>
+        <w:rPr>
+          <w:rFonts w:ascii="Arial" w:cs="Arial" w:eastAsia="Arial" w:hAnsi="Arial"/>
+          <w:b/>
+          <w:bCs/>
+          <w:color w:val="2D6A4F"/>
+          <w:sz w:val="20"/>
+          <w:szCs w:val="20"/>
+        </w:rPr>
+        <w:t xml:space="preserve">IDADE: </w:t>
+      </w:r>
+      <w:r>
+        <w:rPr>
+          <w:rFonts w:ascii="Arial" w:cs="Arial" w:eastAsia="Arial" w:hAnsi="Arial"/>
+          <w:i/>
+          <w:iCs/>
+          <w:color w:val="6B7280"/>
+          <w:sz w:val="20"/>
+          <w:szCs w:val="20"/>
+        </w:rPr>
+        <w:t xml:space="preserve">[X] ANOS</w:t>
+      </w:r>
+    </w:p>
+    <w:p>
+      <w:pPr>
+        <w:spacing w:after="100" w:before="100"/>
+        <w:ind w:left="400"/>
+      </w:pPr>
+      <w:r>
+        <w:rPr>
+          <w:rFonts w:ascii="Arial" w:cs="Arial" w:eastAsia="Arial" w:hAnsi="Arial"/>
+          <w:b/>
+          <w:bCs/>
+          <w:color w:val="2D6A4F"/>
+          <w:sz w:val="20"/>
+          <w:szCs w:val="20"/>
+        </w:rPr>
+        <w:t xml:space="preserve">SEXO: </w:t>
+      </w:r>
+      <w:r>
+        <w:rPr>
+          <w:rFonts w:ascii="Arial" w:cs="Arial" w:eastAsia="Arial" w:hAnsi="Arial"/>
+          <w:i/>
+          <w:iCs/>
+          <w:color w:val="6B7280"/>
+          <w:sz w:val="20"/>
+          <w:szCs w:val="20"/>
+        </w:rPr>
+        <w:t xml:space="preserve">[MASC / FEM]</w:t>
+      </w:r>
+    </w:p>
+    <w:p>
+      <w:pPr>
+        <w:spacing w:after="100" w:before="100"/>
+        <w:ind w:left="400"/>
+      </w:pPr>
+      <w:r>
+        <w:rPr>
+          <w:rFonts w:ascii="Arial" w:cs="Arial" w:eastAsia="Arial" w:hAnsi="Arial"/>
+          <w:b/>
+          <w:bCs/>
+          <w:color w:val="2D6A4F"/>
+          <w:sz w:val="20"/>
+          <w:szCs w:val="20"/>
+        </w:rPr>
+        <w:t xml:space="preserve">PROFISSÃO: </w:t>
+      </w:r>
+      <w:r>
+        <w:rPr>
+          <w:rFonts w:ascii="Arial" w:cs="Arial" w:eastAsia="Arial" w:hAnsi="Arial"/>
+          <w:i/>
+          <w:iCs/>
+          <w:color w:val="6B7280"/>
+          <w:sz w:val="20"/>
+          <w:szCs w:val="20"/>
+        </w:rPr>
+        <w:t xml:space="preserve">[PROFISSÃO]</w:t>
+      </w:r>
+    </w:p>
+    <w:p>
+      <w:pPr>
+        <w:spacing w:after="100" w:before="100"/>
+        <w:ind w:left="400"/>
+      </w:pPr>
+      <w:r>
+        <w:rPr>
+          <w:rFonts w:ascii="Arial" w:cs="Arial" w:eastAsia="Arial" w:hAnsi="Arial"/>
+          <w:b/>
+          <w:bCs/>
+          <w:color w:val="2D6A4F"/>
+          <w:sz w:val="20"/>
+          <w:szCs w:val="20"/>
+        </w:rPr>
+        <w:t xml:space="preserve">DATA DA AVALIAÇÃO: </w:t>
+      </w:r>
+      <w:r>
+        <w:rPr>
+          <w:rFonts w:ascii="Arial" w:cs="Arial" w:eastAsia="Arial" w:hAnsi="Arial"/>
+          <w:i/>
+          <w:iCs/>
+          <w:color w:val="6B7280"/>
+          <w:sz w:val="20"/>
+          <w:szCs w:val="20"/>
+        </w:rPr>
+        <w:t xml:space="preserve">[DIA] de [MÊS] de [ANO]</w:t>
+      </w:r>
+    </w:p>
+    <w:p>
+      <w:pPr>
+        <w:spacing w:after="100" w:before="100"/>
+      </w:pPr>
+      <w:r>
+        <w:rPr>
+          <w:rFonts w:ascii="Arial" w:cs="Arial" w:eastAsia="Arial" w:hAnsi="Arial"/>
+          <w:color w:val="111827"/>
+          <w:sz w:val="20"/>
+          <w:szCs w:val="20"/>
+        </w:rPr>
+        <w:t xml:space="preserve">---</w:t>
+      </w:r>
+    </w:p>
+    <w:p>
+      <w:pPr>
+        <w:spacing w:after="100" w:before="100"/>
+      </w:pPr>
+      <w:r>
+        <w:rPr>
+          <w:rFonts w:ascii="Arial" w:cs="Arial" w:eastAsia="Arial" w:hAnsi="Arial"/>
+          <w:color w:val="111827"/>
+          <w:sz w:val="20"/>
+          <w:szCs w:val="20"/>
+        </w:rPr>
+        <w:t xml:space="preserve">&gt; [!CAUTION]</w:t>
+      </w:r>
+    </w:p>
+    <w:p>
+      <w:pPr>
+        <w:spacing w:after="100" w:before="100"/>
+      </w:pPr>
+      <w:r>
+        <w:rPr>
+          <w:rFonts w:ascii="Arial" w:cs="Arial" w:eastAsia="Arial" w:hAnsi="Arial"/>
+          <w:color w:val="111827"/>
+          <w:sz w:val="20"/>
+          <w:szCs w:val="20"/>
+        </w:rPr>
+        <w:t xml:space="preserve">&gt; **Aviso Importante:** Este documento não substitui a orientação de um nutricionista ou médico. Consulte sempre um profissional antes de iniciar qualquer plano alimentar.</w:t>
+      </w:r>
+    </w:p>
+    <w:p>
+      <w:pPr>
+        <w:spacing w:after="100" w:before="100"/>
+      </w:pPr>
+      <w:r>
+        <w:rPr>
+          <w:rFonts w:ascii="Arial" w:cs="Arial" w:eastAsia="Arial" w:hAnsi="Arial"/>
+          <w:color w:val="111827"/>
+          <w:sz w:val="20"/>
+          <w:szCs w:val="20"/>
+        </w:rPr>
+        <w:t xml:space="preserve">---</w:t>
       </w:r>
     </w:p>
     <w:p>
@@ -52,91 +259,21 @@
           <w:sz w:val="24"/>
           <w:szCs w:val="24"/>
         </w:rPr>
-        <w:t xml:space="preserve">Dados do Paciente</w:t>
-      </w:r>
-    </w:p>
-    <w:p>
-      <w:pPr>
-        <w:spacing w:after="100" w:before="100"/>
-        <w:ind w:left="400"/>
-      </w:pPr>
-      <w:r>
-        <w:rPr>
-          <w:rFonts w:ascii="Arial" w:cs="Arial" w:eastAsia="Arial" w:hAnsi="Arial"/>
-          <w:b/>
-          <w:bCs/>
-          <w:color w:val="2D6A4F"/>
-          <w:sz w:val="20"/>
-          <w:szCs w:val="20"/>
-        </w:rPr>
-        <w:t xml:space="preserve">Nome: </w:t>
-      </w:r>
-      <w:r>
-        <w:rPr>
-          <w:rFonts w:ascii="Arial" w:cs="Arial" w:eastAsia="Arial" w:hAnsi="Arial"/>
-          <w:i/>
-          <w:iCs/>
-          <w:color w:val="6B7280"/>
-          <w:sz w:val="20"/>
-          <w:szCs w:val="20"/>
-        </w:rPr>
-        <w:t xml:space="preserve"/>
-      </w:r>
-    </w:p>
-    <w:p>
-      <w:pPr>
-        <w:spacing w:after="100" w:before="100"/>
-        <w:ind w:left="400"/>
-      </w:pPr>
-      <w:r>
-        <w:rPr>
-          <w:rFonts w:ascii="Arial" w:cs="Arial" w:eastAsia="Arial" w:hAnsi="Arial"/>
-          <w:b/>
-          <w:bCs/>
-          <w:color w:val="2D6A4F"/>
-          <w:sz w:val="20"/>
-          <w:szCs w:val="20"/>
-        </w:rPr>
-        <w:t xml:space="preserve">Idade: </w:t>
-      </w:r>
-      <w:r>
-        <w:rPr>
-          <w:rFonts w:ascii="Arial" w:cs="Arial" w:eastAsia="Arial" w:hAnsi="Arial"/>
-          <w:i/>
-          <w:iCs/>
-          <w:color w:val="6B7280"/>
-          <w:sz w:val="20"/>
-          <w:szCs w:val="20"/>
-        </w:rPr>
-        <w:t xml:space="preserve"/>
-      </w:r>
-    </w:p>
-    <w:p>
-      <w:pPr>
-        <w:spacing w:after="100" w:before="100"/>
-        <w:ind w:left="400"/>
-      </w:pPr>
-      <w:r>
-        <w:rPr>
-          <w:rFonts w:ascii="Arial" w:cs="Arial" w:eastAsia="Arial" w:hAnsi="Arial"/>
-          <w:b/>
-          <w:bCs/>
-          <w:color w:val="2D6A4F"/>
-          <w:sz w:val="20"/>
-          <w:szCs w:val="20"/>
-        </w:rPr>
-        <w:t xml:space="preserve">Objetivo: </w:t>
-      </w:r>
-      <w:r>
-        <w:rPr>
-          <w:rFonts w:ascii="Arial" w:cs="Arial" w:eastAsia="Arial" w:hAnsi="Arial"/>
-          <w:i/>
-          <w:iCs/>
-          <w:color w:val="6B7280"/>
-          <w:sz w:val="20"/>
-          <w:szCs w:val="20"/>
-        </w:rPr>
-        <w:t xml:space="preserve"/>
+        <w:t xml:space="preserve">1. OBJETIVO DA CONSULTA</w:t>
+      </w:r>
+    </w:p>
+    <w:p>
+      <w:pPr>
+        <w:spacing w:after="100" w:before="100"/>
+      </w:pPr>
+      <w:r>
+        <w:rPr>
+          <w:rFonts w:ascii="Arial" w:cs="Arial" w:eastAsia="Arial" w:hAnsi="Arial"/>
+          <w:color w:val="111827"/>
+          <w:sz w:val="20"/>
+          <w:szCs w:val="20"/>
+        </w:rPr>
+        <w:t xml:space="preserve">[DESCREVER O OBJETIVO – EX: PERDA DE GORDURA, GANHO DE MASSA, SAÚDE GERAL].</w:t>
       </w:r>
     </w:p>
     <w:p>
@@ -155,21 +292,111 @@
           <w:sz w:val="24"/>
           <w:szCs w:val="24"/>
         </w:rPr>
-        <w:t xml:space="preserve">Histórico de Saúde</w:t>
-      </w:r>
-    </w:p>
-    <w:p>
-      <w:pPr>
-        <w:spacing w:after="100" w:before="100"/>
-      </w:pPr>
-      <w:r>
-        <w:rPr>
-          <w:rFonts w:ascii="Arial" w:cs="Arial" w:eastAsia="Arial" w:hAnsi="Arial"/>
-          <w:color w:val="111827"/>
-          <w:sz w:val="20"/>
-          <w:szCs w:val="20"/>
-        </w:rPr>
-        <w:t xml:space="preserve">[DOENÇAS, ALERGIAS, MEDICAMENTOS].</w:t>
+        <w:t xml:space="preserve">2. HISTÓRICO DE SAÚDE E DOENÇAS</w:t>
+      </w:r>
+    </w:p>
+    <w:p>
+      <w:pPr>
+        <w:spacing w:after="50" w:before="50"/>
+        <w:ind w:left="400" w:hanging="200"/>
+      </w:pPr>
+      <w:r>
+        <w:rPr>
+          <w:rFonts w:ascii="Arial" w:cs="Arial" w:eastAsia="Arial" w:hAnsi="Arial"/>
+          <w:b/>
+          <w:bCs/>
+          <w:color w:val="40916C"/>
+          <w:sz w:val="20"/>
+          <w:szCs w:val="20"/>
+        </w:rPr>
+        <w:t xml:space="preserve">● </w:t>
+      </w:r>
+      <w:r>
+        <w:rPr>
+          <w:rFonts w:ascii="Arial" w:cs="Arial" w:eastAsia="Arial" w:hAnsi="Arial"/>
+          <w:color w:val="111827"/>
+          <w:sz w:val="20"/>
+          <w:szCs w:val="20"/>
+        </w:rPr>
+        <w:t xml:space="preserve">**Doenças Pré-existentes:** [X] Hipertensão [ ] Diabetes [ ] Gastrite [ ] Outras: [LISTA].</w:t>
+      </w:r>
+    </w:p>
+    <w:p>
+      <w:pPr>
+        <w:spacing w:after="50" w:before="50"/>
+        <w:ind w:left="400" w:hanging="200"/>
+      </w:pPr>
+      <w:r>
+        <w:rPr>
+          <w:rFonts w:ascii="Arial" w:cs="Arial" w:eastAsia="Arial" w:hAnsi="Arial"/>
+          <w:b/>
+          <w:bCs/>
+          <w:color w:val="40916C"/>
+          <w:sz w:val="20"/>
+          <w:szCs w:val="20"/>
+        </w:rPr>
+        <w:t xml:space="preserve">● </w:t>
+      </w:r>
+      <w:r>
+        <w:rPr>
+          <w:rFonts w:ascii="Arial" w:cs="Arial" w:eastAsia="Arial" w:hAnsi="Arial"/>
+          <w:color w:val="111827"/>
+          <w:sz w:val="20"/>
+          <w:szCs w:val="20"/>
+        </w:rPr>
+        <w:t xml:space="preserve">**Uso de Medicamentos:** [NOME DO MEDICAMENTO / DOSAGEM].</w:t>
+      </w:r>
+    </w:p>
+    <w:p>
+      <w:pPr>
+        <w:spacing w:after="50" w:before="50"/>
+        <w:ind w:left="400" w:hanging="200"/>
+      </w:pPr>
+      <w:r>
+        <w:rPr>
+          <w:rFonts w:ascii="Arial" w:cs="Arial" w:eastAsia="Arial" w:hAnsi="Arial"/>
+          <w:b/>
+          <w:bCs/>
+          <w:color w:val="40916C"/>
+          <w:sz w:val="20"/>
+          <w:szCs w:val="20"/>
+        </w:rPr>
+        <w:t xml:space="preserve">● </w:t>
+      </w:r>
+      <w:r>
+        <w:rPr>
+          <w:rFonts w:ascii="Arial" w:cs="Arial" w:eastAsia="Arial" w:hAnsi="Arial"/>
+          <w:color w:val="111827"/>
+          <w:sz w:val="20"/>
+          <w:szCs w:val="20"/>
+        </w:rPr>
+        <w:t xml:space="preserve">**Cirurgias Anteriores:** [DESCREVER].</w:t>
+      </w:r>
+    </w:p>
+    <w:p>
+      <w:pPr>
+        <w:spacing w:after="50" w:before="50"/>
+        <w:ind w:left="400" w:hanging="200"/>
+      </w:pPr>
+      <w:r>
+        <w:rPr>
+          <w:rFonts w:ascii="Arial" w:cs="Arial" w:eastAsia="Arial" w:hAnsi="Arial"/>
+          <w:b/>
+          <w:bCs/>
+          <w:color w:val="40916C"/>
+          <w:sz w:val="20"/>
+          <w:szCs w:val="20"/>
+        </w:rPr>
+        <w:t xml:space="preserve">● </w:t>
+      </w:r>
+      <w:r>
+        <w:rPr>
+          <w:rFonts w:ascii="Arial" w:cs="Arial" w:eastAsia="Arial" w:hAnsi="Arial"/>
+          <w:color w:val="111827"/>
+          <w:sz w:val="20"/>
+          <w:szCs w:val="20"/>
+        </w:rPr>
+        <w:t xml:space="preserve">**Histórico Familiar:** [DESCREVER].</w:t>
       </w:r>
     </w:p>
     <w:p>
@@ -188,21 +415,351 @@
           <w:sz w:val="24"/>
           <w:szCs w:val="24"/>
         </w:rPr>
-        <w:t xml:space="preserve">Hábito Alimentar</w:t>
-      </w:r>
-    </w:p>
-    <w:p>
-      <w:pPr>
-        <w:spacing w:after="100" w:before="100"/>
-      </w:pPr>
-      <w:r>
-        <w:rPr>
-          <w:rFonts w:ascii="Arial" w:cs="Arial" w:eastAsia="Arial" w:hAnsi="Arial"/>
-          <w:color w:val="111827"/>
-          <w:sz w:val="20"/>
-          <w:szCs w:val="20"/>
-        </w:rPr>
-        <w:t xml:space="preserve">[DESCRIÇÃO DO CONSUMO DIÁRIO].</w:t>
+        <w:t xml:space="preserve">3. HÁBITO ALIMENTAR (DIÁRIO / RECORDAÇÃO 24H)</w:t>
+      </w:r>
+    </w:p>
+    <w:p>
+      <w:pPr>
+        <w:spacing w:after="100" w:before="100"/>
+      </w:pPr>
+      <w:r>
+        <w:rPr>
+          <w:rFonts w:ascii="Arial" w:cs="Arial" w:eastAsia="Arial" w:hAnsi="Arial"/>
+          <w:b/>
+          <w:bCs/>
+          <w:color w:val="1B4332"/>
+          <w:sz w:val="20"/>
+          <w:szCs w:val="20"/>
+        </w:rPr>
+        <w:t xml:space="preserve">Refeição  |  Descrição do Consumo Diário</w:t>
+      </w:r>
+    </w:p>
+    <w:p>
+      <w:pPr>
+        <w:spacing w:after="100" w:before="100"/>
+      </w:pPr>
+      <w:r>
+        <w:rPr>
+          <w:rFonts w:ascii="Arial" w:cs="Arial" w:eastAsia="Arial" w:hAnsi="Arial"/>
+          <w:b/>
+          <w:bCs/>
+          <w:color w:val="1B4332"/>
+          <w:sz w:val="20"/>
+          <w:szCs w:val="20"/>
+        </w:rPr>
+        <w:t xml:space="preserve">Café da Manhã  |  [ALIMENTOS]</w:t>
+      </w:r>
+    </w:p>
+    <w:p>
+      <w:pPr>
+        <w:spacing w:after="100" w:before="100"/>
+      </w:pPr>
+      <w:r>
+        <w:rPr>
+          <w:rFonts w:ascii="Arial" w:cs="Arial" w:eastAsia="Arial" w:hAnsi="Arial"/>
+          <w:b/>
+          <w:bCs/>
+          <w:color w:val="1B4332"/>
+          <w:sz w:val="20"/>
+          <w:szCs w:val="20"/>
+        </w:rPr>
+        <w:t xml:space="preserve">Almoço  |  [ALIMENTOS]</w:t>
+      </w:r>
+    </w:p>
+    <w:p>
+      <w:pPr>
+        <w:spacing w:after="100" w:before="100"/>
+      </w:pPr>
+      <w:r>
+        <w:rPr>
+          <w:rFonts w:ascii="Arial" w:cs="Arial" w:eastAsia="Arial" w:hAnsi="Arial"/>
+          <w:b/>
+          <w:bCs/>
+          <w:color w:val="1B4332"/>
+          <w:sz w:val="20"/>
+          <w:szCs w:val="20"/>
+        </w:rPr>
+        <w:t xml:space="preserve">Lanche Tarde  |  [ALIMENTOS]</w:t>
+      </w:r>
+    </w:p>
+    <w:p>
+      <w:pPr>
+        <w:spacing w:after="100" w:before="100"/>
+      </w:pPr>
+      <w:r>
+        <w:rPr>
+          <w:rFonts w:ascii="Arial" w:cs="Arial" w:eastAsia="Arial" w:hAnsi="Arial"/>
+          <w:b/>
+          <w:bCs/>
+          <w:color w:val="1B4332"/>
+          <w:sz w:val="20"/>
+          <w:szCs w:val="20"/>
+        </w:rPr>
+        <w:t xml:space="preserve">Jantar  |  [ALIMENTOS]</w:t>
+      </w:r>
+    </w:p>
+    <w:p>
+      <w:pPr>
+        <w:pBdr>
+          <w:bottom w:val="single" w:color="40916C" w:sz="1"/>
+        </w:pBdr>
+        <w:spacing w:after="150" w:before="300"/>
+      </w:pPr>
+      <w:r>
+        <w:rPr>
+          <w:rFonts w:ascii="Arial" w:cs="Arial" w:eastAsia="Arial" w:hAnsi="Arial"/>
+          <w:b/>
+          <w:bCs/>
+          <w:color w:val="2D6A4F"/>
+          <w:sz w:val="24"/>
+          <w:szCs w:val="24"/>
+        </w:rPr>
+        <w:t xml:space="preserve">4. ESTILO DE VIDA E EXERCÍCIOS</w:t>
+      </w:r>
+    </w:p>
+    <w:p>
+      <w:pPr>
+        <w:spacing w:after="50" w:before="50"/>
+        <w:ind w:left="400" w:hanging="200"/>
+      </w:pPr>
+      <w:r>
+        <w:rPr>
+          <w:rFonts w:ascii="Arial" w:cs="Arial" w:eastAsia="Arial" w:hAnsi="Arial"/>
+          <w:b/>
+          <w:bCs/>
+          <w:color w:val="40916C"/>
+          <w:sz w:val="20"/>
+          <w:szCs w:val="20"/>
+        </w:rPr>
+        <w:t xml:space="preserve">● </w:t>
+      </w:r>
+      <w:r>
+        <w:rPr>
+          <w:rFonts w:ascii="Arial" w:cs="Arial" w:eastAsia="Arial" w:hAnsi="Arial"/>
+          <w:color w:val="111827"/>
+          <w:sz w:val="20"/>
+          <w:szCs w:val="20"/>
+        </w:rPr>
+        <w:t xml:space="preserve">**Freq. Atividade Física:** [X] Vezes por semana.</w:t>
+      </w:r>
+    </w:p>
+    <w:p>
+      <w:pPr>
+        <w:spacing w:after="50" w:before="50"/>
+        <w:ind w:left="400" w:hanging="200"/>
+      </w:pPr>
+      <w:r>
+        <w:rPr>
+          <w:rFonts w:ascii="Arial" w:cs="Arial" w:eastAsia="Arial" w:hAnsi="Arial"/>
+          <w:b/>
+          <w:bCs/>
+          <w:color w:val="40916C"/>
+          <w:sz w:val="20"/>
+          <w:szCs w:val="20"/>
+        </w:rPr>
+        <w:t xml:space="preserve">● </w:t>
+      </w:r>
+      <w:r>
+        <w:rPr>
+          <w:rFonts w:ascii="Arial" w:cs="Arial" w:eastAsia="Arial" w:hAnsi="Arial"/>
+          <w:color w:val="111827"/>
+          <w:sz w:val="20"/>
+          <w:szCs w:val="20"/>
+        </w:rPr>
+        <w:t xml:space="preserve">**Tipo de Exercício:** [MUSCULAÇÃO / CARDIO / ESPORTES].</w:t>
+      </w:r>
+    </w:p>
+    <w:p>
+      <w:pPr>
+        <w:spacing w:after="50" w:before="50"/>
+        <w:ind w:left="400" w:hanging="200"/>
+      </w:pPr>
+      <w:r>
+        <w:rPr>
+          <w:rFonts w:ascii="Arial" w:cs="Arial" w:eastAsia="Arial" w:hAnsi="Arial"/>
+          <w:b/>
+          <w:bCs/>
+          <w:color w:val="40916C"/>
+          <w:sz w:val="20"/>
+          <w:szCs w:val="20"/>
+        </w:rPr>
+        <w:t xml:space="preserve">● </w:t>
+      </w:r>
+      <w:r>
+        <w:rPr>
+          <w:rFonts w:ascii="Arial" w:cs="Arial" w:eastAsia="Arial" w:hAnsi="Arial"/>
+          <w:color w:val="111827"/>
+          <w:sz w:val="20"/>
+          <w:szCs w:val="20"/>
+        </w:rPr>
+        <w:t xml:space="preserve">**Horário de Treino:** [HORA].</w:t>
+      </w:r>
+    </w:p>
+    <w:p>
+      <w:pPr>
+        <w:spacing w:after="50" w:before="50"/>
+        <w:ind w:left="400" w:hanging="200"/>
+      </w:pPr>
+      <w:r>
+        <w:rPr>
+          <w:rFonts w:ascii="Arial" w:cs="Arial" w:eastAsia="Arial" w:hAnsi="Arial"/>
+          <w:b/>
+          <w:bCs/>
+          <w:color w:val="40916C"/>
+          <w:sz w:val="20"/>
+          <w:szCs w:val="20"/>
+        </w:rPr>
+        <w:t xml:space="preserve">● </w:t>
+      </w:r>
+      <w:r>
+        <w:rPr>
+          <w:rFonts w:ascii="Arial" w:cs="Arial" w:eastAsia="Arial" w:hAnsi="Arial"/>
+          <w:color w:val="111827"/>
+          <w:sz w:val="20"/>
+          <w:szCs w:val="20"/>
+        </w:rPr>
+        <w:t xml:space="preserve">**Consumo de Água:** [X] Litros por dia.</w:t>
+      </w:r>
+    </w:p>
+    <w:p>
+      <w:pPr>
+        <w:pBdr>
+          <w:bottom w:val="single" w:color="40916C" w:sz="1"/>
+        </w:pBdr>
+        <w:spacing w:after="150" w:before="300"/>
+      </w:pPr>
+      <w:r>
+        <w:rPr>
+          <w:rFonts w:ascii="Arial" w:cs="Arial" w:eastAsia="Arial" w:hAnsi="Arial"/>
+          <w:b/>
+          <w:bCs/>
+          <w:color w:val="2D6A4F"/>
+          <w:sz w:val="24"/>
+          <w:szCs w:val="24"/>
+        </w:rPr>
+        <w:t xml:space="preserve">5. OBSERVÇÕES DO PROFISSIONAL</w:t>
+      </w:r>
+    </w:p>
+    <w:p>
+      <w:pPr>
+        <w:spacing w:after="100" w:before="100"/>
+      </w:pPr>
+      <w:r>
+        <w:rPr>
+          <w:rFonts w:ascii="Arial" w:cs="Arial" w:eastAsia="Arial" w:hAnsi="Arial"/>
+          <w:color w:val="111827"/>
+          <w:sz w:val="20"/>
+          <w:szCs w:val="20"/>
+        </w:rPr>
+        <w:t xml:space="preserve">[ANOTAÇÕES ADICIONAIS SOBRE O PERFIL DO PACIENTE].</w:t>
+      </w:r>
+    </w:p>
+    <w:p>
+      <w:pPr>
+        <w:spacing w:after="100" w:before="100"/>
+      </w:pPr>
+      <w:r>
+        <w:rPr>
+          <w:rFonts w:ascii="Arial" w:cs="Arial" w:eastAsia="Arial" w:hAnsi="Arial"/>
+          <w:color w:val="111827"/>
+          <w:sz w:val="20"/>
+          <w:szCs w:val="20"/>
+        </w:rPr>
+        <w:t xml:space="preserve">---</w:t>
+      </w:r>
+    </w:p>
+    <w:p>
+      <w:pPr>
+        <w:spacing w:after="100" w:before="100"/>
+        <w:ind w:left="400"/>
+      </w:pPr>
+      <w:r>
+        <w:rPr>
+          <w:rFonts w:ascii="Arial" w:cs="Arial" w:eastAsia="Arial" w:hAnsi="Arial"/>
+          <w:b/>
+          <w:bCs/>
+          <w:color w:val="2D6A4F"/>
+          <w:sz w:val="20"/>
+          <w:szCs w:val="20"/>
+        </w:rPr>
+        <w:t xml:space="preserve">Assinado em: </w:t>
+      </w:r>
+      <w:r>
+        <w:rPr>
+          <w:rFonts w:ascii="Arial" w:cs="Arial" w:eastAsia="Arial" w:hAnsi="Arial"/>
+          <w:i/>
+          <w:iCs/>
+          <w:color w:val="6B7280"/>
+          <w:sz w:val="20"/>
+          <w:szCs w:val="20"/>
+        </w:rPr>
+        <w:t xml:space="preserve">[CIDADE], [DIA] de [MÊS] de [ANO]</w:t>
+      </w:r>
+    </w:p>
+    <w:p>
+      <w:pPr>
+        <w:spacing w:before="600"/>
+      </w:pPr>
+      <w:r>
+        <w:rPr>
+          <w:sz w:val="20"/>
+          <w:szCs w:val="20"/>
+        </w:rPr>
+        <w:t xml:space="preserve"/>
+      </w:r>
+    </w:p>
+    <w:p>
+      <w:pPr>
+        <w:jc w:val="center"/>
+      </w:pPr>
+      <w:r>
+        <w:rPr>
+          <w:sz w:val="20"/>
+          <w:szCs w:val="20"/>
+        </w:rPr>
+        <w:t xml:space="preserve">________________________________________</w:t>
+      </w:r>
+    </w:p>
+    <w:p>
+      <w:pPr>
+        <w:jc w:val="center"/>
+      </w:pPr>
+      <w:r>
+        <w:rPr>
+          <w:i/>
+          <w:iCs/>
+          <w:sz w:val="20"/>
+          <w:szCs w:val="20"/>
+        </w:rPr>
+        <w:t xml:space="preserve">[Assinatura]</w:t>
+      </w:r>
+    </w:p>
+    <w:p>
+      <w:pPr>
+        <w:spacing w:after="100" w:before="100"/>
+      </w:pPr>
+      <w:r>
+        <w:rPr>
+          <w:rFonts w:ascii="Arial" w:cs="Arial" w:eastAsia="Arial" w:hAnsi="Arial"/>
+          <w:color w:val="111827"/>
+          <w:sz w:val="20"/>
+          <w:szCs w:val="20"/>
+        </w:rPr>
+        <w:t xml:space="preserve">**[NOME DO NUTRICIONISTA / PROFISSIONAL]**</w:t>
+      </w:r>
+    </w:p>
+    <w:p>
+      <w:pPr>
+        <w:spacing w:after="100" w:before="100"/>
+      </w:pPr>
+      <w:r>
+        <w:rPr>
+          <w:rFonts w:ascii="Arial" w:cs="Arial" w:eastAsia="Arial" w:hAnsi="Arial"/>
+          <w:color w:val="111827"/>
+          <w:sz w:val="20"/>
+          <w:szCs w:val="20"/>
+        </w:rPr>
+        <w:t xml:space="preserve">CRN: [NÚMERO]</w:t>
       </w:r>
     </w:p>
     <w:sectPr>

--- a/templates/04_nutricao/02_anamnese_nutricional.docx
+++ b/templates/04_nutricao/02_anamnese_nutricional.docx
@@ -418,86 +418,305 @@
         <w:t xml:space="preserve">3. HÁBITO ALIMENTAR (DIÁRIO / RECORDAÇÃO 24H)</w:t>
       </w:r>
     </w:p>
-    <w:p>
-      <w:pPr>
-        <w:spacing w:after="100" w:before="100"/>
-      </w:pPr>
-      <w:r>
-        <w:rPr>
-          <w:rFonts w:ascii="Arial" w:cs="Arial" w:eastAsia="Arial" w:hAnsi="Arial"/>
-          <w:b/>
-          <w:bCs/>
-          <w:color w:val="1B4332"/>
-          <w:sz w:val="20"/>
-          <w:szCs w:val="20"/>
-        </w:rPr>
-        <w:t xml:space="preserve">Refeição  |  Descrição do Consumo Diário</w:t>
-      </w:r>
-    </w:p>
-    <w:p>
-      <w:pPr>
-        <w:spacing w:after="100" w:before="100"/>
-      </w:pPr>
-      <w:r>
-        <w:rPr>
-          <w:rFonts w:ascii="Arial" w:cs="Arial" w:eastAsia="Arial" w:hAnsi="Arial"/>
-          <w:b/>
-          <w:bCs/>
-          <w:color w:val="1B4332"/>
-          <w:sz w:val="20"/>
-          <w:szCs w:val="20"/>
-        </w:rPr>
-        <w:t xml:space="preserve">Café da Manhã  |  [ALIMENTOS]</w:t>
-      </w:r>
-    </w:p>
-    <w:p>
-      <w:pPr>
-        <w:spacing w:after="100" w:before="100"/>
-      </w:pPr>
-      <w:r>
-        <w:rPr>
-          <w:rFonts w:ascii="Arial" w:cs="Arial" w:eastAsia="Arial" w:hAnsi="Arial"/>
-          <w:b/>
-          <w:bCs/>
-          <w:color w:val="1B4332"/>
-          <w:sz w:val="20"/>
-          <w:szCs w:val="20"/>
-        </w:rPr>
-        <w:t xml:space="preserve">Almoço  |  [ALIMENTOS]</w:t>
-      </w:r>
-    </w:p>
-    <w:p>
-      <w:pPr>
-        <w:spacing w:after="100" w:before="100"/>
-      </w:pPr>
-      <w:r>
-        <w:rPr>
-          <w:rFonts w:ascii="Arial" w:cs="Arial" w:eastAsia="Arial" w:hAnsi="Arial"/>
-          <w:b/>
-          <w:bCs/>
-          <w:color w:val="1B4332"/>
-          <w:sz w:val="20"/>
-          <w:szCs w:val="20"/>
-        </w:rPr>
-        <w:t xml:space="preserve">Lanche Tarde  |  [ALIMENTOS]</w:t>
-      </w:r>
-    </w:p>
-    <w:p>
-      <w:pPr>
-        <w:spacing w:after="100" w:before="100"/>
-      </w:pPr>
-      <w:r>
-        <w:rPr>
-          <w:rFonts w:ascii="Arial" w:cs="Arial" w:eastAsia="Arial" w:hAnsi="Arial"/>
-          <w:b/>
-          <w:bCs/>
-          <w:color w:val="1B4332"/>
-          <w:sz w:val="20"/>
-          <w:szCs w:val="20"/>
-        </w:rPr>
-        <w:t xml:space="preserve">Jantar  |  [ALIMENTOS]</w:t>
-      </w:r>
-    </w:p>
+    <w:tbl>
+      <w:tblPr>
+        <w:tblW w:type="pct" w:w="100%"/>
+        <w:tblBorders>
+          <w:top w:val="single" w:color="auto" w:sz="4"/>
+          <w:left w:val="single" w:color="auto" w:sz="4"/>
+          <w:bottom w:val="single" w:color="auto" w:sz="4"/>
+          <w:right w:val="single" w:color="auto" w:sz="4"/>
+          <w:insideH w:val="single" w:color="auto" w:sz="4"/>
+          <w:insideV w:val="single" w:color="auto" w:sz="4"/>
+        </w:tblBorders>
+      </w:tblPr>
+      <w:tblGrid>
+        <w:gridCol w:w="100"/>
+        <w:gridCol w:w="100"/>
+      </w:tblGrid>
+      <w:tr>
+        <w:tc>
+          <w:tcPr>
+            <w:shd w:fill="1B4332" w:val="clear"/>
+            <w:tcMar>
+              <w:top w:type="dxa" w:w="100"/>
+              <w:left w:type="dxa" w:w="100"/>
+              <w:bottom w:type="dxa" w:w="100"/>
+              <w:right w:type="dxa" w:w="100"/>
+            </w:tcMar>
+            <w:vAlign w:val="center"/>
+          </w:tcPr>
+          <w:p>
+            <w:pPr>
+              <w:jc w:val="center"/>
+            </w:pPr>
+            <w:r>
+              <w:rPr>
+                <w:rFonts w:ascii="Arial" w:cs="Arial" w:eastAsia="Arial" w:hAnsi="Arial"/>
+                <w:b/>
+                <w:bCs/>
+                <w:color w:val="FFFFFF"/>
+                <w:sz w:val="18"/>
+                <w:szCs w:val="18"/>
+              </w:rPr>
+              <w:t xml:space="preserve">Refeição</w:t>
+            </w:r>
+          </w:p>
+        </w:tc>
+        <w:tc>
+          <w:tcPr>
+            <w:shd w:fill="1B4332" w:val="clear"/>
+            <w:tcMar>
+              <w:top w:type="dxa" w:w="100"/>
+              <w:left w:type="dxa" w:w="100"/>
+              <w:bottom w:type="dxa" w:w="100"/>
+              <w:right w:type="dxa" w:w="100"/>
+            </w:tcMar>
+            <w:vAlign w:val="center"/>
+          </w:tcPr>
+          <w:p>
+            <w:pPr>
+              <w:jc w:val="center"/>
+            </w:pPr>
+            <w:r>
+              <w:rPr>
+                <w:rFonts w:ascii="Arial" w:cs="Arial" w:eastAsia="Arial" w:hAnsi="Arial"/>
+                <w:b/>
+                <w:bCs/>
+                <w:color w:val="FFFFFF"/>
+                <w:sz w:val="18"/>
+                <w:szCs w:val="18"/>
+              </w:rPr>
+              <w:t xml:space="preserve">Descrição do Consumo Diário</w:t>
+            </w:r>
+          </w:p>
+        </w:tc>
+      </w:tr>
+      <w:tr>
+        <w:tc>
+          <w:tcPr>
+            <w:tcMar>
+              <w:top w:type="dxa" w:w="100"/>
+              <w:left w:type="dxa" w:w="100"/>
+              <w:bottom w:type="dxa" w:w="100"/>
+              <w:right w:type="dxa" w:w="100"/>
+            </w:tcMar>
+            <w:vAlign w:val="center"/>
+          </w:tcPr>
+          <w:p>
+            <w:pPr>
+              <w:jc w:val="center"/>
+            </w:pPr>
+            <w:r>
+              <w:rPr>
+                <w:rFonts w:ascii="Arial" w:cs="Arial" w:eastAsia="Arial" w:hAnsi="Arial"/>
+                <w:b w:val="false"/>
+                <w:bCs w:val="false"/>
+                <w:color w:val="111827"/>
+                <w:sz w:val="18"/>
+                <w:szCs w:val="18"/>
+              </w:rPr>
+              <w:t xml:space="preserve">Café da Manhã</w:t>
+            </w:r>
+          </w:p>
+        </w:tc>
+        <w:tc>
+          <w:tcPr>
+            <w:tcMar>
+              <w:top w:type="dxa" w:w="100"/>
+              <w:left w:type="dxa" w:w="100"/>
+              <w:bottom w:type="dxa" w:w="100"/>
+              <w:right w:type="dxa" w:w="100"/>
+            </w:tcMar>
+            <w:vAlign w:val="center"/>
+          </w:tcPr>
+          <w:p>
+            <w:pPr>
+              <w:jc w:val="center"/>
+            </w:pPr>
+            <w:r>
+              <w:rPr>
+                <w:rFonts w:ascii="Arial" w:cs="Arial" w:eastAsia="Arial" w:hAnsi="Arial"/>
+                <w:b w:val="false"/>
+                <w:bCs w:val="false"/>
+                <w:color w:val="111827"/>
+                <w:sz w:val="18"/>
+                <w:szCs w:val="18"/>
+              </w:rPr>
+              <w:t xml:space="preserve">[ALIMENTOS]</w:t>
+            </w:r>
+          </w:p>
+        </w:tc>
+      </w:tr>
+      <w:tr>
+        <w:tc>
+          <w:tcPr>
+            <w:tcMar>
+              <w:top w:type="dxa" w:w="100"/>
+              <w:left w:type="dxa" w:w="100"/>
+              <w:bottom w:type="dxa" w:w="100"/>
+              <w:right w:type="dxa" w:w="100"/>
+            </w:tcMar>
+            <w:vAlign w:val="center"/>
+          </w:tcPr>
+          <w:p>
+            <w:pPr>
+              <w:jc w:val="center"/>
+            </w:pPr>
+            <w:r>
+              <w:rPr>
+                <w:rFonts w:ascii="Arial" w:cs="Arial" w:eastAsia="Arial" w:hAnsi="Arial"/>
+                <w:b w:val="false"/>
+                <w:bCs w:val="false"/>
+                <w:color w:val="111827"/>
+                <w:sz w:val="18"/>
+                <w:szCs w:val="18"/>
+              </w:rPr>
+              <w:t xml:space="preserve">Almoço</w:t>
+            </w:r>
+          </w:p>
+        </w:tc>
+        <w:tc>
+          <w:tcPr>
+            <w:tcMar>
+              <w:top w:type="dxa" w:w="100"/>
+              <w:left w:type="dxa" w:w="100"/>
+              <w:bottom w:type="dxa" w:w="100"/>
+              <w:right w:type="dxa" w:w="100"/>
+            </w:tcMar>
+            <w:vAlign w:val="center"/>
+          </w:tcPr>
+          <w:p>
+            <w:pPr>
+              <w:jc w:val="center"/>
+            </w:pPr>
+            <w:r>
+              <w:rPr>
+                <w:rFonts w:ascii="Arial" w:cs="Arial" w:eastAsia="Arial" w:hAnsi="Arial"/>
+                <w:b w:val="false"/>
+                <w:bCs w:val="false"/>
+                <w:color w:val="111827"/>
+                <w:sz w:val="18"/>
+                <w:szCs w:val="18"/>
+              </w:rPr>
+              <w:t xml:space="preserve">[ALIMENTOS]</w:t>
+            </w:r>
+          </w:p>
+        </w:tc>
+      </w:tr>
+      <w:tr>
+        <w:tc>
+          <w:tcPr>
+            <w:tcMar>
+              <w:top w:type="dxa" w:w="100"/>
+              <w:left w:type="dxa" w:w="100"/>
+              <w:bottom w:type="dxa" w:w="100"/>
+              <w:right w:type="dxa" w:w="100"/>
+            </w:tcMar>
+            <w:vAlign w:val="center"/>
+          </w:tcPr>
+          <w:p>
+            <w:pPr>
+              <w:jc w:val="center"/>
+            </w:pPr>
+            <w:r>
+              <w:rPr>
+                <w:rFonts w:ascii="Arial" w:cs="Arial" w:eastAsia="Arial" w:hAnsi="Arial"/>
+                <w:b w:val="false"/>
+                <w:bCs w:val="false"/>
+                <w:color w:val="111827"/>
+                <w:sz w:val="18"/>
+                <w:szCs w:val="18"/>
+              </w:rPr>
+              <w:t xml:space="preserve">Lanche Tarde</w:t>
+            </w:r>
+          </w:p>
+        </w:tc>
+        <w:tc>
+          <w:tcPr>
+            <w:tcMar>
+              <w:top w:type="dxa" w:w="100"/>
+              <w:left w:type="dxa" w:w="100"/>
+              <w:bottom w:type="dxa" w:w="100"/>
+              <w:right w:type="dxa" w:w="100"/>
+            </w:tcMar>
+            <w:vAlign w:val="center"/>
+          </w:tcPr>
+          <w:p>
+            <w:pPr>
+              <w:jc w:val="center"/>
+            </w:pPr>
+            <w:r>
+              <w:rPr>
+                <w:rFonts w:ascii="Arial" w:cs="Arial" w:eastAsia="Arial" w:hAnsi="Arial"/>
+                <w:b w:val="false"/>
+                <w:bCs w:val="false"/>
+                <w:color w:val="111827"/>
+                <w:sz w:val="18"/>
+                <w:szCs w:val="18"/>
+              </w:rPr>
+              <w:t xml:space="preserve">[ALIMENTOS]</w:t>
+            </w:r>
+          </w:p>
+        </w:tc>
+      </w:tr>
+      <w:tr>
+        <w:tc>
+          <w:tcPr>
+            <w:tcMar>
+              <w:top w:type="dxa" w:w="100"/>
+              <w:left w:type="dxa" w:w="100"/>
+              <w:bottom w:type="dxa" w:w="100"/>
+              <w:right w:type="dxa" w:w="100"/>
+            </w:tcMar>
+            <w:vAlign w:val="center"/>
+          </w:tcPr>
+          <w:p>
+            <w:pPr>
+              <w:jc w:val="center"/>
+            </w:pPr>
+            <w:r>
+              <w:rPr>
+                <w:rFonts w:ascii="Arial" w:cs="Arial" w:eastAsia="Arial" w:hAnsi="Arial"/>
+                <w:b w:val="false"/>
+                <w:bCs w:val="false"/>
+                <w:color w:val="111827"/>
+                <w:sz w:val="18"/>
+                <w:szCs w:val="18"/>
+              </w:rPr>
+              <w:t xml:space="preserve">Jantar</w:t>
+            </w:r>
+          </w:p>
+        </w:tc>
+        <w:tc>
+          <w:tcPr>
+            <w:tcMar>
+              <w:top w:type="dxa" w:w="100"/>
+              <w:left w:type="dxa" w:w="100"/>
+              <w:bottom w:type="dxa" w:w="100"/>
+              <w:right w:type="dxa" w:w="100"/>
+            </w:tcMar>
+            <w:vAlign w:val="center"/>
+          </w:tcPr>
+          <w:p>
+            <w:pPr>
+              <w:jc w:val="center"/>
+            </w:pPr>
+            <w:r>
+              <w:rPr>
+                <w:rFonts w:ascii="Arial" w:cs="Arial" w:eastAsia="Arial" w:hAnsi="Arial"/>
+                <w:b w:val="false"/>
+                <w:bCs w:val="false"/>
+                <w:color w:val="111827"/>
+                <w:sz w:val="18"/>
+                <w:szCs w:val="18"/>
+              </w:rPr>
+              <w:t xml:space="preserve">[ALIMENTOS]</w:t>
+            </w:r>
+          </w:p>
+        </w:tc>
+      </w:tr>
+    </w:tbl>
     <w:p>
       <w:pPr>
         <w:pBdr>
